--- a/Надежность и безопасность ПО/Краткие ответы на вопросы.docx
+++ b/Надежность и безопасность ПО/Краткие ответы на вопросы.docx
@@ -4,6 +4,7 @@
   <w:body>
     <w:p>
       <w:pPr>
+        <w:pStyle w:val="a7"/>
         <w:numPr>
           <w:ilvl w:val="0"/>
           <w:numId w:val="1"/>
@@ -11,21 +12,21 @@
         <w:tabs>
           <w:tab w:val="clear" w:pos="720"/>
         </w:tabs>
-        <w:ind w:left="-709"/>
-      </w:pPr>
-      <w:r>
+        <w:spacing w:after="0"/>
+        <w:ind w:left="0"/>
+        <w:contextualSpacing w:val="0"/>
         <w:rPr>
           <w:b/>
           <w:bCs/>
+          <w:vanish/>
+          <w:sz w:val="14"/>
+          <w:szCs w:val="14"/>
         </w:rPr>
-        <w:t>Системное ПО</w:t>
-      </w:r>
-      <w:r>
-        <w:t> — Низкоуровневые программы (BIOS, ядро ОС) для работы компьютера. Включает базовый, системный и служебный уровни.</w:t>
-      </w:r>
+      </w:pPr>
     </w:p>
     <w:p>
       <w:pPr>
+        <w:pStyle w:val="a7"/>
         <w:numPr>
           <w:ilvl w:val="0"/>
           <w:numId w:val="1"/>
@@ -33,21 +34,21 @@
         <w:tabs>
           <w:tab w:val="clear" w:pos="720"/>
         </w:tabs>
-        <w:ind w:left="-709"/>
-      </w:pPr>
-      <w:r>
+        <w:spacing w:after="0"/>
+        <w:ind w:left="0"/>
+        <w:contextualSpacing w:val="0"/>
         <w:rPr>
           <w:b/>
           <w:bCs/>
+          <w:vanish/>
+          <w:sz w:val="14"/>
+          <w:szCs w:val="14"/>
         </w:rPr>
-        <w:t>Прикладное ПО</w:t>
-      </w:r>
-      <w:r>
-        <w:t> — Программы для пользователей. Делятся на производственные (офис, СУБД) и научно-технические (моделирование, статистика).</w:t>
-      </w:r>
+      </w:pPr>
     </w:p>
     <w:p>
       <w:pPr>
+        <w:pStyle w:val="a7"/>
         <w:numPr>
           <w:ilvl w:val="0"/>
           <w:numId w:val="1"/>
@@ -55,21 +56,21 @@
         <w:tabs>
           <w:tab w:val="clear" w:pos="720"/>
         </w:tabs>
-        <w:ind w:left="-709"/>
-      </w:pPr>
-      <w:r>
+        <w:spacing w:after="0"/>
+        <w:ind w:left="0"/>
+        <w:contextualSpacing w:val="0"/>
         <w:rPr>
           <w:b/>
           <w:bCs/>
+          <w:vanish/>
+          <w:sz w:val="14"/>
+          <w:szCs w:val="14"/>
         </w:rPr>
-        <w:t>Программы встроенных систем</w:t>
-      </w:r>
-      <w:r>
-        <w:t> — ПО, встроенное в устройство (бытовая техника, бортовые системы). Разрабатывается вместе с аппаратной частью.</w:t>
-      </w:r>
+      </w:pPr>
     </w:p>
     <w:p>
       <w:pPr>
+        <w:pStyle w:val="a7"/>
         <w:numPr>
           <w:ilvl w:val="0"/>
           <w:numId w:val="1"/>
@@ -77,21 +78,21 @@
         <w:tabs>
           <w:tab w:val="clear" w:pos="720"/>
         </w:tabs>
-        <w:ind w:left="-709"/>
-      </w:pPr>
-      <w:r>
+        <w:spacing w:after="0"/>
+        <w:ind w:left="0"/>
+        <w:contextualSpacing w:val="0"/>
         <w:rPr>
           <w:b/>
           <w:bCs/>
+          <w:vanish/>
+          <w:sz w:val="14"/>
+          <w:szCs w:val="14"/>
         </w:rPr>
-        <w:t>Функциональная надежность ПО</w:t>
-      </w:r>
-      <w:r>
-        <w:t> — Способность программы работать без ошибок в заданных условиях и сохранять результаты в допустимых пределах.</w:t>
-      </w:r>
+      </w:pPr>
     </w:p>
     <w:p>
       <w:pPr>
+        <w:pStyle w:val="a7"/>
         <w:numPr>
           <w:ilvl w:val="0"/>
           <w:numId w:val="1"/>
@@ -99,21 +100,21 @@
         <w:tabs>
           <w:tab w:val="clear" w:pos="720"/>
         </w:tabs>
-        <w:ind w:left="-709"/>
-      </w:pPr>
-      <w:r>
+        <w:spacing w:after="0"/>
+        <w:ind w:left="0"/>
+        <w:contextualSpacing w:val="0"/>
         <w:rPr>
           <w:b/>
           <w:bCs/>
+          <w:vanish/>
+          <w:sz w:val="14"/>
+          <w:szCs w:val="14"/>
         </w:rPr>
-        <w:t>Функциональная безопасность ПО</w:t>
-      </w:r>
-      <w:r>
-        <w:t> — Исключение влияния сбоев ПО на управляемые объекты и среду. В опасных системах важнее, чем надежность.</w:t>
-      </w:r>
+      </w:pPr>
     </w:p>
     <w:p>
       <w:pPr>
+        <w:pStyle w:val="a7"/>
         <w:numPr>
           <w:ilvl w:val="0"/>
           <w:numId w:val="1"/>
@@ -121,954 +122,1419 @@
         <w:tabs>
           <w:tab w:val="clear" w:pos="720"/>
         </w:tabs>
-        <w:ind w:left="-709"/>
-      </w:pPr>
-      <w:r>
+        <w:spacing w:after="0"/>
+        <w:ind w:left="0"/>
+        <w:contextualSpacing w:val="0"/>
         <w:rPr>
           <w:b/>
           <w:bCs/>
+          <w:vanish/>
+          <w:sz w:val="14"/>
+          <w:szCs w:val="14"/>
         </w:rPr>
-        <w:t>Информационная безопасность ПО</w:t>
-      </w:r>
-      <w:r>
-        <w:t> — Защита конфиденциальности, целостности и доступности данных в программе. Предотвращает несанкционированный доступ.</w:t>
-      </w:r>
+      </w:pPr>
     </w:p>
+    <w:tbl>
+      <w:tblPr>
+        <w:tblStyle w:val="ac"/>
+        <w:tblW w:w="0" w:type="auto"/>
+        <w:tblInd w:w="-1139" w:type="dxa"/>
+        <w:tblBorders>
+          <w:top w:val="none" w:sz="0" w:space="0" w:color="auto"/>
+          <w:left w:val="none" w:sz="0" w:space="0" w:color="auto"/>
+          <w:bottom w:val="none" w:sz="0" w:space="0" w:color="auto"/>
+          <w:right w:val="none" w:sz="0" w:space="0" w:color="auto"/>
+          <w:insideH w:val="none" w:sz="0" w:space="0" w:color="auto"/>
+          <w:insideV w:val="none" w:sz="0" w:space="0" w:color="auto"/>
+        </w:tblBorders>
+        <w:tblLook w:val="04A0" w:firstRow="1" w:lastRow="0" w:firstColumn="1" w:lastColumn="0" w:noHBand="0" w:noVBand="1"/>
+      </w:tblPr>
+      <w:tblGrid>
+        <w:gridCol w:w="5108"/>
+        <w:gridCol w:w="5376"/>
+      </w:tblGrid>
+      <w:tr>
+        <w:tc>
+          <w:tcPr>
+            <w:tcW w:w="5108" w:type="dxa"/>
+          </w:tcPr>
+          <w:p>
+            <w:pPr>
+              <w:ind w:left="-114"/>
+              <w:rPr>
+                <w:sz w:val="12"/>
+                <w:szCs w:val="12"/>
+              </w:rPr>
+            </w:pPr>
+            <w:r>
+              <w:rPr>
+                <w:sz w:val="12"/>
+                <w:szCs w:val="12"/>
+              </w:rPr>
+              <w:t>1. Низкоуровневые программы (BIOS, ядро ОС) для работы компьютера. Включает базовый, системный и служебный уровни.</w:t>
+            </w:r>
+          </w:p>
+        </w:tc>
+        <w:tc>
+          <w:tcPr>
+            <w:tcW w:w="5376" w:type="dxa"/>
+          </w:tcPr>
+          <w:p>
+            <w:pPr>
+              <w:ind w:left="-103"/>
+              <w:rPr>
+                <w:sz w:val="12"/>
+                <w:szCs w:val="12"/>
+              </w:rPr>
+            </w:pPr>
+            <w:r>
+              <w:rPr>
+                <w:sz w:val="12"/>
+                <w:szCs w:val="12"/>
+              </w:rPr>
+              <w:t xml:space="preserve">23. </w:t>
+            </w:r>
+            <w:r>
+              <w:rPr>
+                <w:sz w:val="12"/>
+                <w:szCs w:val="12"/>
+              </w:rPr>
+              <w:t>Включают: сбор требований, постановку целей, внешний и детальный проект, проектирование архитектуры, модулей, логики и БД.</w:t>
+            </w:r>
+          </w:p>
+        </w:tc>
+      </w:tr>
+      <w:tr>
+        <w:tc>
+          <w:tcPr>
+            <w:tcW w:w="5108" w:type="dxa"/>
+          </w:tcPr>
+          <w:p>
+            <w:pPr>
+              <w:ind w:left="-114"/>
+              <w:rPr>
+                <w:sz w:val="12"/>
+                <w:szCs w:val="12"/>
+              </w:rPr>
+            </w:pPr>
+            <w:r>
+              <w:rPr>
+                <w:sz w:val="12"/>
+                <w:szCs w:val="12"/>
+              </w:rPr>
+              <w:t xml:space="preserve">2. </w:t>
+            </w:r>
+            <w:r>
+              <w:rPr>
+                <w:sz w:val="12"/>
+                <w:szCs w:val="12"/>
+              </w:rPr>
+              <w:t>Программы для пользователей. Делятся на производственные (офис, СУБД) и научно-технические (моделирование, статистика).</w:t>
+            </w:r>
+          </w:p>
+        </w:tc>
+        <w:tc>
+          <w:tcPr>
+            <w:tcW w:w="5376" w:type="dxa"/>
+          </w:tcPr>
+          <w:p>
+            <w:pPr>
+              <w:ind w:left="-103"/>
+              <w:rPr>
+                <w:sz w:val="12"/>
+                <w:szCs w:val="12"/>
+              </w:rPr>
+            </w:pPr>
+            <w:r>
+              <w:rPr>
+                <w:sz w:val="12"/>
+                <w:szCs w:val="12"/>
+              </w:rPr>
+              <w:t xml:space="preserve">24. </w:t>
+            </w:r>
+            <w:r>
+              <w:rPr>
+                <w:sz w:val="12"/>
+                <w:szCs w:val="12"/>
+              </w:rPr>
+              <w:t>1) Независимость компонентов. 2) Иерархическая структура. 3) Явное отображение связей между компонентами.</w:t>
+            </w:r>
+          </w:p>
+        </w:tc>
+      </w:tr>
+      <w:tr>
+        <w:tc>
+          <w:tcPr>
+            <w:tcW w:w="5108" w:type="dxa"/>
+          </w:tcPr>
+          <w:p>
+            <w:pPr>
+              <w:ind w:left="-114"/>
+              <w:rPr>
+                <w:sz w:val="12"/>
+                <w:szCs w:val="12"/>
+              </w:rPr>
+            </w:pPr>
+            <w:r>
+              <w:rPr>
+                <w:sz w:val="12"/>
+                <w:szCs w:val="12"/>
+              </w:rPr>
+              <w:t>3. ПО, встроенное в устройство (бытовая техника, бортовые системы). Разрабатывается вместе с аппаратной частью.</w:t>
+            </w:r>
+          </w:p>
+        </w:tc>
+        <w:tc>
+          <w:tcPr>
+            <w:tcW w:w="5376" w:type="dxa"/>
+          </w:tcPr>
+          <w:p>
+            <w:pPr>
+              <w:ind w:left="-103"/>
+              <w:rPr>
+                <w:sz w:val="12"/>
+                <w:szCs w:val="12"/>
+              </w:rPr>
+            </w:pPr>
+            <w:r>
+              <w:rPr>
+                <w:sz w:val="12"/>
+                <w:szCs w:val="12"/>
+              </w:rPr>
+              <w:t xml:space="preserve">25. </w:t>
+            </w:r>
+            <w:r>
+              <w:rPr>
+                <w:sz w:val="12"/>
+                <w:szCs w:val="12"/>
+              </w:rPr>
+              <w:t>Четкое описание того, что пользователь ждет от продукта. Могут быть управляемы пользователем, разработчиком или совместно.</w:t>
+            </w:r>
+          </w:p>
+        </w:tc>
+      </w:tr>
+      <w:tr>
+        <w:tc>
+          <w:tcPr>
+            <w:tcW w:w="5108" w:type="dxa"/>
+          </w:tcPr>
+          <w:p>
+            <w:pPr>
+              <w:ind w:left="-114"/>
+              <w:rPr>
+                <w:sz w:val="12"/>
+                <w:szCs w:val="12"/>
+              </w:rPr>
+            </w:pPr>
+            <w:r>
+              <w:rPr>
+                <w:sz w:val="12"/>
+                <w:szCs w:val="12"/>
+              </w:rPr>
+              <w:t>4. Способность программы работать без ошибок в заданных условиях и сохранять результаты в допустимых пределах.</w:t>
+            </w:r>
+          </w:p>
+        </w:tc>
+        <w:tc>
+          <w:tcPr>
+            <w:tcW w:w="5376" w:type="dxa"/>
+          </w:tcPr>
+          <w:p>
+            <w:pPr>
+              <w:ind w:left="-103"/>
+              <w:rPr>
+                <w:sz w:val="12"/>
+                <w:szCs w:val="12"/>
+              </w:rPr>
+            </w:pPr>
+            <w:r>
+              <w:rPr>
+                <w:sz w:val="12"/>
+                <w:szCs w:val="12"/>
+              </w:rPr>
+              <w:t xml:space="preserve">26. </w:t>
+            </w:r>
+            <w:r>
+              <w:rPr>
+                <w:sz w:val="12"/>
+                <w:szCs w:val="12"/>
+              </w:rPr>
+              <w:t>Конкретные ориентиры для продукта и проекта. Делятся на цели продукта (для пользователя) и цели проекта (для разработки). Всего 10 групп целей.</w:t>
+            </w:r>
+          </w:p>
+        </w:tc>
+      </w:tr>
+      <w:tr>
+        <w:tc>
+          <w:tcPr>
+            <w:tcW w:w="5108" w:type="dxa"/>
+          </w:tcPr>
+          <w:p>
+            <w:pPr>
+              <w:ind w:left="-114"/>
+              <w:rPr>
+                <w:sz w:val="12"/>
+                <w:szCs w:val="12"/>
+              </w:rPr>
+            </w:pPr>
+            <w:r>
+              <w:rPr>
+                <w:sz w:val="12"/>
+                <w:szCs w:val="12"/>
+              </w:rPr>
+              <w:t>5. Исключение влияния сбоев ПО на управляемые объекты и среду. В опасных системах важнее, чем надежность.</w:t>
+            </w:r>
+          </w:p>
+        </w:tc>
+        <w:tc>
+          <w:tcPr>
+            <w:tcW w:w="5376" w:type="dxa"/>
+          </w:tcPr>
+          <w:p>
+            <w:pPr>
+              <w:ind w:left="-103"/>
+              <w:rPr>
+                <w:sz w:val="12"/>
+                <w:szCs w:val="12"/>
+              </w:rPr>
+            </w:pPr>
+            <w:r>
+              <w:rPr>
+                <w:sz w:val="12"/>
+                <w:szCs w:val="12"/>
+              </w:rPr>
+              <w:t xml:space="preserve">27. </w:t>
+            </w:r>
+            <w:r>
+              <w:rPr>
+                <w:sz w:val="12"/>
+                <w:szCs w:val="12"/>
+              </w:rPr>
+              <w:t>Четкие ориентиры для принятия решений. Формируют цели продукта (надежность, функции и т.д.) и цели проекта (стоимость, сроки, тестирование).</w:t>
+            </w:r>
+          </w:p>
+        </w:tc>
+      </w:tr>
+      <w:tr>
+        <w:tc>
+          <w:tcPr>
+            <w:tcW w:w="5108" w:type="dxa"/>
+          </w:tcPr>
+          <w:p>
+            <w:pPr>
+              <w:ind w:left="-114"/>
+              <w:rPr>
+                <w:sz w:val="12"/>
+                <w:szCs w:val="12"/>
+              </w:rPr>
+            </w:pPr>
+            <w:r>
+              <w:rPr>
+                <w:sz w:val="12"/>
+                <w:szCs w:val="12"/>
+              </w:rPr>
+              <w:t>6. Защита конфиденциальности, целостности и доступности данных в программе. Предотвращает несанкционированный доступ.</w:t>
+            </w:r>
+          </w:p>
+        </w:tc>
+        <w:tc>
+          <w:tcPr>
+            <w:tcW w:w="5376" w:type="dxa"/>
+          </w:tcPr>
+          <w:p>
+            <w:pPr>
+              <w:ind w:left="-103"/>
+              <w:rPr>
+                <w:sz w:val="12"/>
+                <w:szCs w:val="12"/>
+              </w:rPr>
+            </w:pPr>
+            <w:r>
+              <w:rPr>
+                <w:sz w:val="12"/>
+                <w:szCs w:val="12"/>
+              </w:rPr>
+              <w:t xml:space="preserve">28. </w:t>
+            </w:r>
+            <w:r>
+              <w:rPr>
+                <w:sz w:val="12"/>
+                <w:szCs w:val="12"/>
+              </w:rPr>
+              <w:t>Конфиденциальность, целостность и доступность данных, а также аудит и контроль действий внутри системы.</w:t>
+            </w:r>
+          </w:p>
+        </w:tc>
+      </w:tr>
+      <w:tr>
+        <w:tc>
+          <w:tcPr>
+            <w:tcW w:w="5108" w:type="dxa"/>
+          </w:tcPr>
+          <w:p>
+            <w:pPr>
+              <w:ind w:left="-114"/>
+              <w:rPr>
+                <w:sz w:val="12"/>
+                <w:szCs w:val="12"/>
+              </w:rPr>
+            </w:pPr>
+            <w:r>
+              <w:rPr>
+                <w:sz w:val="12"/>
+                <w:szCs w:val="12"/>
+              </w:rPr>
+              <w:t>7. Безопасность ПО защищает конкретные программы и код. Кибербезопасность защищает всю инфраструктуру организации (сети, серверы, данные).</w:t>
+            </w:r>
+          </w:p>
+        </w:tc>
+        <w:tc>
+          <w:tcPr>
+            <w:tcW w:w="5376" w:type="dxa"/>
+          </w:tcPr>
+          <w:p>
+            <w:pPr>
+              <w:ind w:left="-103"/>
+              <w:rPr>
+                <w:sz w:val="12"/>
+                <w:szCs w:val="12"/>
+              </w:rPr>
+            </w:pPr>
+            <w:r>
+              <w:rPr>
+                <w:sz w:val="12"/>
+                <w:szCs w:val="12"/>
+              </w:rPr>
+              <w:t xml:space="preserve">29. </w:t>
+            </w:r>
+            <w:r>
+              <w:rPr>
+                <w:sz w:val="12"/>
+                <w:szCs w:val="12"/>
+              </w:rPr>
+              <w:t>Статический анализ кода (SAST), динамическое тестирование (DAST), анализ состава ПО (SCA), анализ цепочки поставок (SCS).</w:t>
+            </w:r>
+          </w:p>
+        </w:tc>
+      </w:tr>
+      <w:tr>
+        <w:tc>
+          <w:tcPr>
+            <w:tcW w:w="5108" w:type="dxa"/>
+          </w:tcPr>
+          <w:p>
+            <w:pPr>
+              <w:ind w:left="-114"/>
+              <w:rPr>
+                <w:sz w:val="12"/>
+                <w:szCs w:val="12"/>
+              </w:rPr>
+            </w:pPr>
+            <w:r>
+              <w:rPr>
+                <w:sz w:val="12"/>
+                <w:szCs w:val="12"/>
+              </w:rPr>
+              <w:t xml:space="preserve">8. </w:t>
+            </w:r>
+            <w:r>
+              <w:rPr>
+                <w:sz w:val="12"/>
+                <w:szCs w:val="12"/>
+              </w:rPr>
+              <w:t>Вероятность безотказной работы, средняя наработка до отказа, интенсивность отказов, коэффициент готовности.</w:t>
+            </w:r>
+          </w:p>
+        </w:tc>
+        <w:tc>
+          <w:tcPr>
+            <w:tcW w:w="5376" w:type="dxa"/>
+          </w:tcPr>
+          <w:p>
+            <w:pPr>
+              <w:ind w:left="-103"/>
+              <w:rPr>
+                <w:sz w:val="12"/>
+                <w:szCs w:val="12"/>
+              </w:rPr>
+            </w:pPr>
+            <w:r>
+              <w:rPr>
+                <w:sz w:val="12"/>
+                <w:szCs w:val="12"/>
+              </w:rPr>
+              <w:t xml:space="preserve">30. </w:t>
+            </w:r>
+            <w:r>
+              <w:rPr>
+                <w:sz w:val="12"/>
+                <w:szCs w:val="12"/>
+              </w:rPr>
+              <w:t>Конфиденциальность, целостность, доступность (триада CIA), аутентификация, авторизация, управление уязвимостями, наименьшие привилегии, безопасное проектирование.</w:t>
+            </w:r>
+          </w:p>
+        </w:tc>
+      </w:tr>
+      <w:tr>
+        <w:tc>
+          <w:tcPr>
+            <w:tcW w:w="5108" w:type="dxa"/>
+          </w:tcPr>
+          <w:p>
+            <w:pPr>
+              <w:ind w:left="-114"/>
+              <w:rPr>
+                <w:sz w:val="12"/>
+                <w:szCs w:val="12"/>
+              </w:rPr>
+            </w:pPr>
+            <w:r>
+              <w:rPr>
+                <w:sz w:val="12"/>
+                <w:szCs w:val="12"/>
+              </w:rPr>
+              <w:t xml:space="preserve">9. </w:t>
+            </w:r>
+            <w:r>
+              <w:rPr>
+                <w:sz w:val="12"/>
+                <w:szCs w:val="12"/>
+              </w:rPr>
+              <w:t>Неправильность в ПО, приводящая к рискам. Основная причина — сложность ПО и неверное ТЗ. Нельзя найти все ошибки.</w:t>
+            </w:r>
+          </w:p>
+        </w:tc>
+        <w:tc>
+          <w:tcPr>
+            <w:tcW w:w="5376" w:type="dxa"/>
+          </w:tcPr>
+          <w:p>
+            <w:pPr>
+              <w:ind w:left="-103"/>
+              <w:rPr>
+                <w:sz w:val="12"/>
+                <w:szCs w:val="12"/>
+              </w:rPr>
+            </w:pPr>
+            <w:r>
+              <w:rPr>
+                <w:sz w:val="12"/>
+                <w:szCs w:val="12"/>
+              </w:rPr>
+              <w:t xml:space="preserve">31. </w:t>
+            </w:r>
+            <w:r>
+              <w:rPr>
+                <w:sz w:val="12"/>
+                <w:szCs w:val="12"/>
+              </w:rPr>
+              <w:t>Финансы, здравоохранение, госучреждения, энергетика, телеком, транспорт, e-</w:t>
+            </w:r>
+            <w:proofErr w:type="spellStart"/>
+            <w:r>
+              <w:rPr>
+                <w:sz w:val="12"/>
+                <w:szCs w:val="12"/>
+              </w:rPr>
+              <w:t>commerce</w:t>
+            </w:r>
+            <w:proofErr w:type="spellEnd"/>
+            <w:r>
+              <w:rPr>
+                <w:sz w:val="12"/>
+                <w:szCs w:val="12"/>
+              </w:rPr>
+              <w:t>, образование, производство, IT.</w:t>
+            </w:r>
+          </w:p>
+        </w:tc>
+      </w:tr>
+      <w:tr>
+        <w:tc>
+          <w:tcPr>
+            <w:tcW w:w="5108" w:type="dxa"/>
+          </w:tcPr>
+          <w:p>
+            <w:pPr>
+              <w:ind w:left="-114"/>
+              <w:rPr>
+                <w:sz w:val="12"/>
+                <w:szCs w:val="12"/>
+              </w:rPr>
+            </w:pPr>
+            <w:r>
+              <w:rPr>
+                <w:sz w:val="12"/>
+                <w:szCs w:val="12"/>
+              </w:rPr>
+              <w:t xml:space="preserve">10. </w:t>
+            </w:r>
+            <w:r>
+              <w:rPr>
+                <w:sz w:val="12"/>
+                <w:szCs w:val="12"/>
+              </w:rPr>
+              <w:t>Макромодель описывает процесс разработки ПО от задачи до машинного кода. Микромодель — действия человека при переводе информации (получение, запоминание, выбор, выполнение).</w:t>
+            </w:r>
+          </w:p>
+        </w:tc>
+        <w:tc>
+          <w:tcPr>
+            <w:tcW w:w="5376" w:type="dxa"/>
+          </w:tcPr>
+          <w:p>
+            <w:pPr>
+              <w:ind w:left="-103"/>
+              <w:rPr>
+                <w:sz w:val="12"/>
+                <w:szCs w:val="12"/>
+              </w:rPr>
+            </w:pPr>
+            <w:r>
+              <w:rPr>
+                <w:sz w:val="12"/>
+                <w:szCs w:val="12"/>
+              </w:rPr>
+              <w:t xml:space="preserve">32. </w:t>
+            </w:r>
+            <w:r>
+              <w:rPr>
+                <w:sz w:val="12"/>
+                <w:szCs w:val="12"/>
+              </w:rPr>
+              <w:t xml:space="preserve">10 групп: общность, психология, адаптивность, </w:t>
+            </w:r>
+            <w:proofErr w:type="spellStart"/>
+            <w:r>
+              <w:rPr>
+                <w:sz w:val="12"/>
+                <w:szCs w:val="12"/>
+              </w:rPr>
+              <w:t>сопровождаемость</w:t>
+            </w:r>
+            <w:proofErr w:type="spellEnd"/>
+            <w:r>
+              <w:rPr>
+                <w:sz w:val="12"/>
+                <w:szCs w:val="12"/>
+              </w:rPr>
+              <w:t>, безопасность, документация, стоимость, сроки, эффективность, скорость. Надежность — отдельный ключевой показатель.</w:t>
+            </w:r>
+          </w:p>
+        </w:tc>
+      </w:tr>
+      <w:tr>
+        <w:tc>
+          <w:tcPr>
+            <w:tcW w:w="5108" w:type="dxa"/>
+          </w:tcPr>
+          <w:p>
+            <w:pPr>
+              <w:ind w:left="-114"/>
+              <w:rPr>
+                <w:sz w:val="12"/>
+                <w:szCs w:val="12"/>
+              </w:rPr>
+            </w:pPr>
+            <w:r>
+              <w:rPr>
+                <w:sz w:val="12"/>
+                <w:szCs w:val="12"/>
+              </w:rPr>
+              <w:t xml:space="preserve">11. </w:t>
+            </w:r>
+            <w:r>
+              <w:rPr>
+                <w:sz w:val="12"/>
+                <w:szCs w:val="12"/>
+              </w:rPr>
+              <w:t>Модель надежности, где интенсивность отказов зависит от оставшихся в программе ошибок. Использует формулу вероятности безотказной работы.</w:t>
+            </w:r>
+          </w:p>
+        </w:tc>
+        <w:tc>
+          <w:tcPr>
+            <w:tcW w:w="5376" w:type="dxa"/>
+          </w:tcPr>
+          <w:p>
+            <w:pPr>
+              <w:ind w:left="-103"/>
+              <w:rPr>
+                <w:sz w:val="12"/>
+                <w:szCs w:val="12"/>
+              </w:rPr>
+            </w:pPr>
+            <w:r>
+              <w:rPr>
+                <w:sz w:val="12"/>
+                <w:szCs w:val="12"/>
+              </w:rPr>
+              <w:t xml:space="preserve">33. </w:t>
+            </w:r>
+            <w:r>
+              <w:rPr>
+                <w:sz w:val="12"/>
+                <w:szCs w:val="12"/>
+              </w:rPr>
+              <w:t>XSS (внедрение скриптов), CSRF (подделка запросов), инъекции кода (SQL и др.), инъекции SSI, обход авторизации</w:t>
+            </w:r>
+          </w:p>
+        </w:tc>
+      </w:tr>
+      <w:tr>
+        <w:tc>
+          <w:tcPr>
+            <w:tcW w:w="5108" w:type="dxa"/>
+          </w:tcPr>
+          <w:p>
+            <w:pPr>
+              <w:ind w:left="-114"/>
+              <w:rPr>
+                <w:sz w:val="12"/>
+                <w:szCs w:val="12"/>
+              </w:rPr>
+            </w:pPr>
+            <w:r>
+              <w:rPr>
+                <w:sz w:val="12"/>
+                <w:szCs w:val="12"/>
+              </w:rPr>
+              <w:t xml:space="preserve">12. </w:t>
+            </w:r>
+            <w:r>
+              <w:rPr>
+                <w:sz w:val="12"/>
+                <w:szCs w:val="12"/>
+              </w:rPr>
+              <w:t>Частный случай модели Шумана. Интенсивность отказов пропорциональна числу необнаруженных ошибок и снижается после их исправления.</w:t>
+            </w:r>
+          </w:p>
+        </w:tc>
+        <w:tc>
+          <w:tcPr>
+            <w:tcW w:w="5376" w:type="dxa"/>
+          </w:tcPr>
+          <w:p>
+            <w:pPr>
+              <w:ind w:left="-103"/>
+              <w:rPr>
+                <w:sz w:val="12"/>
+                <w:szCs w:val="12"/>
+              </w:rPr>
+            </w:pPr>
+            <w:r>
+              <w:rPr>
+                <w:sz w:val="12"/>
+                <w:szCs w:val="12"/>
+              </w:rPr>
+              <w:t xml:space="preserve">34. </w:t>
+            </w:r>
+            <w:r>
+              <w:rPr>
+                <w:sz w:val="12"/>
+                <w:szCs w:val="12"/>
+              </w:rPr>
+              <w:t>Ошибки возникают на этапах перевода: от требований пользователя к целям, спецификациям, проекту, коду и документации.</w:t>
+            </w:r>
+          </w:p>
+        </w:tc>
+      </w:tr>
+      <w:tr>
+        <w:tc>
+          <w:tcPr>
+            <w:tcW w:w="5108" w:type="dxa"/>
+          </w:tcPr>
+          <w:p>
+            <w:pPr>
+              <w:ind w:left="-114"/>
+              <w:rPr>
+                <w:sz w:val="12"/>
+                <w:szCs w:val="12"/>
+              </w:rPr>
+            </w:pPr>
+            <w:r>
+              <w:rPr>
+                <w:sz w:val="12"/>
+                <w:szCs w:val="12"/>
+              </w:rPr>
+              <w:t xml:space="preserve">13. </w:t>
+            </w:r>
+            <w:r>
+              <w:rPr>
+                <w:sz w:val="12"/>
+                <w:szCs w:val="12"/>
+              </w:rPr>
+              <w:t>Модели надежности, не связанные со временем. Учитывают ошибки в зависимости от тестовых прогонов или входных данных</w:t>
+            </w:r>
+          </w:p>
+        </w:tc>
+        <w:tc>
+          <w:tcPr>
+            <w:tcW w:w="5376" w:type="dxa"/>
+          </w:tcPr>
+          <w:p>
+            <w:pPr>
+              <w:ind w:left="-103"/>
+              <w:rPr>
+                <w:sz w:val="12"/>
+                <w:szCs w:val="12"/>
+              </w:rPr>
+            </w:pPr>
+            <w:r>
+              <w:rPr>
+                <w:sz w:val="12"/>
+                <w:szCs w:val="12"/>
+              </w:rPr>
+              <w:t xml:space="preserve">35. </w:t>
+            </w:r>
+            <w:r>
+              <w:rPr>
+                <w:sz w:val="12"/>
+                <w:szCs w:val="12"/>
+              </w:rPr>
+              <w:t>Ошибки требований, целей, спецификаций, проектирования, кодирования, документации, взаимодействия с железом и пользователем.</w:t>
+            </w:r>
+          </w:p>
+        </w:tc>
+      </w:tr>
+      <w:tr>
+        <w:tc>
+          <w:tcPr>
+            <w:tcW w:w="5108" w:type="dxa"/>
+          </w:tcPr>
+          <w:p>
+            <w:pPr>
+              <w:ind w:left="-114"/>
+              <w:rPr>
+                <w:sz w:val="12"/>
+                <w:szCs w:val="12"/>
+              </w:rPr>
+            </w:pPr>
+            <w:r>
+              <w:rPr>
+                <w:sz w:val="12"/>
+                <w:szCs w:val="12"/>
+              </w:rPr>
+              <w:t xml:space="preserve">14. </w:t>
+            </w:r>
+            <w:r>
+              <w:rPr>
+                <w:sz w:val="12"/>
+                <w:szCs w:val="12"/>
+              </w:rPr>
+              <w:t>В программу вносят известные ошибки. По соотношению найденных своих и внесенных ошибок оценивают общее число ошибок и степень</w:t>
+            </w:r>
+            <w:r>
+              <w:rPr>
+                <w:sz w:val="12"/>
+                <w:szCs w:val="12"/>
+              </w:rPr>
+              <w:t xml:space="preserve"> </w:t>
+            </w:r>
+            <w:r>
+              <w:rPr>
+                <w:sz w:val="12"/>
+                <w:szCs w:val="12"/>
+              </w:rPr>
+              <w:t>отлаженности.</w:t>
+            </w:r>
+          </w:p>
+        </w:tc>
+        <w:tc>
+          <w:tcPr>
+            <w:tcW w:w="5376" w:type="dxa"/>
+          </w:tcPr>
+          <w:p>
+            <w:pPr>
+              <w:ind w:left="-103"/>
+              <w:rPr>
+                <w:sz w:val="12"/>
+                <w:szCs w:val="12"/>
+              </w:rPr>
+            </w:pPr>
+            <w:r>
+              <w:rPr>
+                <w:sz w:val="12"/>
+                <w:szCs w:val="12"/>
+              </w:rPr>
+              <w:t xml:space="preserve">36. </w:t>
+            </w:r>
+            <w:r>
+              <w:rPr>
+                <w:sz w:val="12"/>
+                <w:szCs w:val="12"/>
+              </w:rPr>
+              <w:t>Логические, вычислительные, обработки данных, взаимодействия, производительности, безопасности, интерфейса, системные сбои.</w:t>
+            </w:r>
+          </w:p>
+        </w:tc>
+      </w:tr>
+      <w:tr>
+        <w:tc>
+          <w:tcPr>
+            <w:tcW w:w="5108" w:type="dxa"/>
+          </w:tcPr>
+          <w:p>
+            <w:pPr>
+              <w:ind w:left="-114"/>
+              <w:rPr>
+                <w:sz w:val="12"/>
+                <w:szCs w:val="12"/>
+              </w:rPr>
+            </w:pPr>
+            <w:r>
+              <w:rPr>
+                <w:sz w:val="12"/>
+                <w:szCs w:val="12"/>
+              </w:rPr>
+              <w:t xml:space="preserve">15. </w:t>
+            </w:r>
+            <w:r>
+              <w:rPr>
+                <w:sz w:val="12"/>
+                <w:szCs w:val="12"/>
+              </w:rPr>
+              <w:t>Надежность — вероятность безотказной работы на случайных входных данных. Учитывает распределение вероятностей выбора разных данных.</w:t>
+            </w:r>
+          </w:p>
+        </w:tc>
+        <w:tc>
+          <w:tcPr>
+            <w:tcW w:w="5376" w:type="dxa"/>
+          </w:tcPr>
+          <w:p>
+            <w:pPr>
+              <w:ind w:left="-103"/>
+              <w:rPr>
+                <w:sz w:val="12"/>
+                <w:szCs w:val="12"/>
+              </w:rPr>
+            </w:pPr>
+            <w:r>
+              <w:rPr>
+                <w:sz w:val="12"/>
+                <w:szCs w:val="12"/>
+              </w:rPr>
+              <w:t xml:space="preserve">37. </w:t>
+            </w:r>
+            <w:r>
+              <w:rPr>
+                <w:sz w:val="12"/>
+                <w:szCs w:val="12"/>
+              </w:rPr>
+              <w:t>Вирусы, черви, трояны, шпионское ПО, рекламное ПО, программы-вымогатели, бэкдоры, руткиты, логические бомбы.</w:t>
+            </w:r>
+          </w:p>
+        </w:tc>
+      </w:tr>
+      <w:tr>
+        <w:tc>
+          <w:tcPr>
+            <w:tcW w:w="5108" w:type="dxa"/>
+          </w:tcPr>
+          <w:p>
+            <w:pPr>
+              <w:ind w:left="-114"/>
+              <w:rPr>
+                <w:sz w:val="12"/>
+                <w:szCs w:val="12"/>
+              </w:rPr>
+            </w:pPr>
+            <w:r>
+              <w:rPr>
+                <w:sz w:val="12"/>
+                <w:szCs w:val="12"/>
+              </w:rPr>
+              <w:t>16.</w:t>
+            </w:r>
+            <w:r>
+              <w:rPr>
+                <w:sz w:val="12"/>
+                <w:szCs w:val="12"/>
+              </w:rPr>
+              <w:t>Прожодние этапов от идеи до по.</w:t>
+            </w:r>
+            <w:r>
+              <w:rPr>
+                <w:sz w:val="12"/>
+                <w:szCs w:val="12"/>
+              </w:rPr>
+              <w:t xml:space="preserve"> </w:t>
+            </w:r>
+            <w:r>
+              <w:rPr>
+                <w:sz w:val="12"/>
+                <w:szCs w:val="12"/>
+              </w:rPr>
+              <w:t>Основные процессы: разработка, тестирование, сопровождение. На сопровождение и тестирование приходится ~75% затрат.</w:t>
+            </w:r>
+          </w:p>
+        </w:tc>
+        <w:tc>
+          <w:tcPr>
+            <w:tcW w:w="5376" w:type="dxa"/>
+          </w:tcPr>
+          <w:p>
+            <w:pPr>
+              <w:ind w:left="-103"/>
+              <w:rPr>
+                <w:sz w:val="12"/>
+                <w:szCs w:val="12"/>
+              </w:rPr>
+            </w:pPr>
+            <w:r>
+              <w:rPr>
+                <w:sz w:val="12"/>
+                <w:szCs w:val="12"/>
+              </w:rPr>
+              <w:t xml:space="preserve">38. </w:t>
+            </w:r>
+            <w:r>
+              <w:rPr>
+                <w:sz w:val="12"/>
+                <w:szCs w:val="12"/>
+              </w:rPr>
+              <w:t xml:space="preserve">Файловые, загрузочные, скриптовые, макровирусы, полиморфные, </w:t>
+            </w:r>
+            <w:proofErr w:type="spellStart"/>
+            <w:r>
+              <w:rPr>
+                <w:sz w:val="12"/>
+                <w:szCs w:val="12"/>
+              </w:rPr>
+              <w:t>метаморфные</w:t>
+            </w:r>
+            <w:proofErr w:type="spellEnd"/>
+          </w:p>
+        </w:tc>
+      </w:tr>
+      <w:tr>
+        <w:tc>
+          <w:tcPr>
+            <w:tcW w:w="5108" w:type="dxa"/>
+          </w:tcPr>
+          <w:p>
+            <w:pPr>
+              <w:ind w:left="-114"/>
+              <w:rPr>
+                <w:sz w:val="12"/>
+                <w:szCs w:val="12"/>
+              </w:rPr>
+            </w:pPr>
+            <w:r>
+              <w:rPr>
+                <w:sz w:val="12"/>
+                <w:szCs w:val="12"/>
+              </w:rPr>
+              <w:t xml:space="preserve">17. </w:t>
+            </w:r>
+            <w:r>
+              <w:rPr>
+                <w:sz w:val="12"/>
+                <w:szCs w:val="12"/>
+              </w:rPr>
+              <w:t>Структуры процесса разработки (каскадная, итерационная, спиральная, RUP, MSF).</w:t>
+            </w:r>
+            <w:r>
+              <w:rPr>
+                <w:sz w:val="12"/>
+                <w:szCs w:val="12"/>
+              </w:rPr>
+              <w:t xml:space="preserve"> Позволяет избежать хаоса.</w:t>
+            </w:r>
+          </w:p>
+        </w:tc>
+        <w:tc>
+          <w:tcPr>
+            <w:tcW w:w="5376" w:type="dxa"/>
+          </w:tcPr>
+          <w:p>
+            <w:pPr>
+              <w:ind w:left="-103"/>
+              <w:rPr>
+                <w:sz w:val="12"/>
+                <w:szCs w:val="12"/>
+              </w:rPr>
+            </w:pPr>
+            <w:r>
+              <w:rPr>
+                <w:sz w:val="12"/>
+                <w:szCs w:val="12"/>
+              </w:rPr>
+              <w:t xml:space="preserve">39. </w:t>
+            </w:r>
+            <w:r>
+              <w:rPr>
+                <w:sz w:val="12"/>
+                <w:szCs w:val="12"/>
+              </w:rPr>
+              <w:t xml:space="preserve">Резидентные, нерезидентные, стелс-вирусы, полиморфные, </w:t>
+            </w:r>
+            <w:proofErr w:type="spellStart"/>
+            <w:r>
+              <w:rPr>
+                <w:sz w:val="12"/>
+                <w:szCs w:val="12"/>
+              </w:rPr>
+              <w:t>метаморфные</w:t>
+            </w:r>
+            <w:proofErr w:type="spellEnd"/>
+            <w:r>
+              <w:rPr>
+                <w:sz w:val="12"/>
+                <w:szCs w:val="12"/>
+              </w:rPr>
+              <w:t>, руткиты.</w:t>
+            </w:r>
+          </w:p>
+        </w:tc>
+      </w:tr>
+      <w:tr>
+        <w:tc>
+          <w:tcPr>
+            <w:tcW w:w="5108" w:type="dxa"/>
+          </w:tcPr>
+          <w:p>
+            <w:pPr>
+              <w:ind w:left="-114"/>
+              <w:rPr>
+                <w:sz w:val="12"/>
+                <w:szCs w:val="12"/>
+              </w:rPr>
+            </w:pPr>
+            <w:r>
+              <w:rPr>
+                <w:sz w:val="12"/>
+                <w:szCs w:val="12"/>
+              </w:rPr>
+              <w:t xml:space="preserve">18. </w:t>
+            </w:r>
+            <w:r>
+              <w:rPr>
+                <w:sz w:val="12"/>
+                <w:szCs w:val="12"/>
+              </w:rPr>
+              <w:t>Основные стратегии для создания надёжного ПО: модульное программирование (деление на независимые блоки), нисходящее (от общего к частному) или восходящее (из простых модулей) проектирование, а также итеративная эволюционная разработка через прототипы.</w:t>
+            </w:r>
+          </w:p>
+        </w:tc>
+        <w:tc>
+          <w:tcPr>
+            <w:tcW w:w="5376" w:type="dxa"/>
+          </w:tcPr>
+          <w:p>
+            <w:pPr>
+              <w:ind w:left="-103"/>
+              <w:rPr>
+                <w:sz w:val="12"/>
+                <w:szCs w:val="12"/>
+              </w:rPr>
+            </w:pPr>
+            <w:r>
+              <w:rPr>
+                <w:sz w:val="12"/>
+                <w:szCs w:val="12"/>
+              </w:rPr>
+              <w:t xml:space="preserve">40. </w:t>
+            </w:r>
+            <w:r>
+              <w:rPr>
+                <w:sz w:val="12"/>
+                <w:szCs w:val="12"/>
+              </w:rPr>
+              <w:t>Полиморфизм, шифрование, стелс-технологии, отключение антивируса, эксплуатация его уязвимостей, обфускация, использование легитимных инструментов (</w:t>
+            </w:r>
+            <w:proofErr w:type="spellStart"/>
+            <w:r>
+              <w:rPr>
+                <w:sz w:val="12"/>
+                <w:szCs w:val="12"/>
+              </w:rPr>
+              <w:t>Living</w:t>
+            </w:r>
+            <w:proofErr w:type="spellEnd"/>
+            <w:r>
+              <w:rPr>
+                <w:sz w:val="12"/>
+                <w:szCs w:val="12"/>
+              </w:rPr>
+              <w:t>-</w:t>
+            </w:r>
+            <w:proofErr w:type="spellStart"/>
+            <w:r>
+              <w:rPr>
+                <w:sz w:val="12"/>
+                <w:szCs w:val="12"/>
+              </w:rPr>
+              <w:t>off</w:t>
+            </w:r>
+            <w:proofErr w:type="spellEnd"/>
+            <w:r>
+              <w:rPr>
+                <w:sz w:val="12"/>
+                <w:szCs w:val="12"/>
+              </w:rPr>
+              <w:t>-</w:t>
+            </w:r>
+            <w:proofErr w:type="spellStart"/>
+            <w:r>
+              <w:rPr>
+                <w:sz w:val="12"/>
+                <w:szCs w:val="12"/>
+              </w:rPr>
+              <w:t>the</w:t>
+            </w:r>
+            <w:proofErr w:type="spellEnd"/>
+            <w:r>
+              <w:rPr>
+                <w:sz w:val="12"/>
+                <w:szCs w:val="12"/>
+              </w:rPr>
+              <w:t>-Land).</w:t>
+            </w:r>
+          </w:p>
+        </w:tc>
+      </w:tr>
+      <w:tr>
+        <w:tc>
+          <w:tcPr>
+            <w:tcW w:w="5108" w:type="dxa"/>
+          </w:tcPr>
+          <w:p>
+            <w:pPr>
+              <w:ind w:left="-114"/>
+              <w:rPr>
+                <w:sz w:val="12"/>
+                <w:szCs w:val="12"/>
+              </w:rPr>
+            </w:pPr>
+            <w:r>
+              <w:rPr>
+                <w:sz w:val="12"/>
+                <w:szCs w:val="12"/>
+              </w:rPr>
+              <w:t xml:space="preserve">19. </w:t>
+            </w:r>
+            <w:r>
+              <w:rPr>
+                <w:sz w:val="12"/>
+                <w:szCs w:val="12"/>
+              </w:rPr>
+              <w:t>Каскадная модель: этапы идут строго последовательно (анализ, проектирование, кодирование, тестирование, внедрение).</w:t>
+            </w:r>
+          </w:p>
+        </w:tc>
+        <w:tc>
+          <w:tcPr>
+            <w:tcW w:w="5376" w:type="dxa"/>
+          </w:tcPr>
+          <w:p>
+            <w:pPr>
+              <w:ind w:left="-103"/>
+              <w:rPr>
+                <w:sz w:val="12"/>
+                <w:szCs w:val="12"/>
+              </w:rPr>
+            </w:pPr>
+            <w:r>
+              <w:rPr>
+                <w:sz w:val="12"/>
+                <w:szCs w:val="12"/>
+              </w:rPr>
+              <w:t xml:space="preserve">41. </w:t>
+            </w:r>
+            <w:r>
+              <w:rPr>
+                <w:sz w:val="12"/>
+                <w:szCs w:val="12"/>
+              </w:rPr>
+              <w:t>Обнаруживают, блокируют и удаляют вредоносное ПО. Механизмы: сигнатурный и эвристический анализ, проактивная защита, песочница.</w:t>
+            </w:r>
+          </w:p>
+        </w:tc>
+      </w:tr>
+      <w:tr>
+        <w:tc>
+          <w:tcPr>
+            <w:tcW w:w="5108" w:type="dxa"/>
+          </w:tcPr>
+          <w:p>
+            <w:pPr>
+              <w:ind w:left="-114"/>
+              <w:rPr>
+                <w:sz w:val="12"/>
+                <w:szCs w:val="12"/>
+              </w:rPr>
+            </w:pPr>
+            <w:r>
+              <w:rPr>
+                <w:sz w:val="12"/>
+                <w:szCs w:val="12"/>
+              </w:rPr>
+              <w:t xml:space="preserve">20. </w:t>
+            </w:r>
+            <w:r>
+              <w:rPr>
+                <w:sz w:val="12"/>
+                <w:szCs w:val="12"/>
+              </w:rPr>
+              <w:t>Итерационная модель с акцентом на анализ рисков. Каждый виток спирали — новая версия продукта (планирование, анализ риска, конструирование, оценка).</w:t>
+            </w:r>
+          </w:p>
+        </w:tc>
+        <w:tc>
+          <w:tcPr>
+            <w:tcW w:w="5376" w:type="dxa"/>
+          </w:tcPr>
+          <w:p>
+            <w:pPr>
+              <w:ind w:left="-103"/>
+              <w:rPr>
+                <w:sz w:val="12"/>
+                <w:szCs w:val="12"/>
+              </w:rPr>
+            </w:pPr>
+            <w:r>
+              <w:rPr>
+                <w:sz w:val="12"/>
+                <w:szCs w:val="12"/>
+              </w:rPr>
+              <w:t xml:space="preserve">42. </w:t>
+            </w:r>
+            <w:r>
+              <w:rPr>
+                <w:sz w:val="12"/>
+                <w:szCs w:val="12"/>
+              </w:rPr>
+              <w:t>По объекту защиты, принципу действия (шифрование, обфускация, ключи), месту реализации, виду лицензии.</w:t>
+            </w:r>
+          </w:p>
+        </w:tc>
+      </w:tr>
+      <w:tr>
+        <w:tc>
+          <w:tcPr>
+            <w:tcW w:w="5108" w:type="dxa"/>
+          </w:tcPr>
+          <w:p>
+            <w:pPr>
+              <w:ind w:left="-114"/>
+              <w:rPr>
+                <w:sz w:val="12"/>
+                <w:szCs w:val="12"/>
+              </w:rPr>
+            </w:pPr>
+            <w:r>
+              <w:rPr>
+                <w:sz w:val="12"/>
+                <w:szCs w:val="12"/>
+              </w:rPr>
+              <w:t xml:space="preserve">21. </w:t>
+            </w:r>
+            <w:r>
+              <w:rPr>
+                <w:sz w:val="12"/>
+                <w:szCs w:val="12"/>
+              </w:rPr>
+              <w:t>это итерационная модель, цель которой — максимально быстро выпустить продукт с помощью прототипов, готовых компонентов и постоянного участия заказчика. Подходит для проектов с чёткими требованиями и сжатыми сроками.</w:t>
+            </w:r>
+          </w:p>
+        </w:tc>
+        <w:tc>
+          <w:tcPr>
+            <w:tcW w:w="5376" w:type="dxa"/>
+          </w:tcPr>
+          <w:p>
+            <w:pPr>
+              <w:ind w:left="-103"/>
+              <w:rPr>
+                <w:sz w:val="12"/>
+                <w:szCs w:val="12"/>
+              </w:rPr>
+            </w:pPr>
+            <w:r>
+              <w:rPr>
+                <w:sz w:val="12"/>
+                <w:szCs w:val="12"/>
+              </w:rPr>
+              <w:t xml:space="preserve">43. </w:t>
+            </w:r>
+            <w:r>
+              <w:rPr>
+                <w:sz w:val="12"/>
+                <w:szCs w:val="12"/>
+              </w:rPr>
+              <w:t>Плюсы: защита от копирования, контроль лицензий. Минусы: затраты, неудобство для пользователей, возможность обхода.</w:t>
+            </w:r>
+          </w:p>
+        </w:tc>
+      </w:tr>
+      <w:tr>
+        <w:tc>
+          <w:tcPr>
+            <w:tcW w:w="5108" w:type="dxa"/>
+          </w:tcPr>
+          <w:p>
+            <w:pPr>
+              <w:ind w:left="-114"/>
+              <w:rPr>
+                <w:sz w:val="12"/>
+                <w:szCs w:val="12"/>
+              </w:rPr>
+            </w:pPr>
+            <w:r>
+              <w:rPr>
+                <w:sz w:val="12"/>
+                <w:szCs w:val="12"/>
+              </w:rPr>
+              <w:t xml:space="preserve">22. </w:t>
+            </w:r>
+            <w:r>
+              <w:rPr>
+                <w:sz w:val="12"/>
+                <w:szCs w:val="12"/>
+              </w:rPr>
+              <w:t>1) Предупреждение ошибок. 2) Обнаружение ошибок. 3) Исправление ошибок. 4) Обеспечение устойчивости к ошибкам.</w:t>
+            </w:r>
+          </w:p>
+        </w:tc>
+        <w:tc>
+          <w:tcPr>
+            <w:tcW w:w="5376" w:type="dxa"/>
+          </w:tcPr>
+          <w:p>
+            <w:pPr>
+              <w:ind w:left="-103"/>
+              <w:rPr>
+                <w:sz w:val="12"/>
+                <w:szCs w:val="12"/>
+              </w:rPr>
+            </w:pPr>
+            <w:r>
+              <w:rPr>
+                <w:sz w:val="12"/>
+                <w:szCs w:val="12"/>
+              </w:rPr>
+              <w:t xml:space="preserve">44. </w:t>
+            </w:r>
+            <w:r>
+              <w:rPr>
+                <w:sz w:val="12"/>
+                <w:szCs w:val="12"/>
+              </w:rPr>
+              <w:t>Устойчивость к взлому, прозрачность для пользователя, надежность, масштабируемость, стоимость. Косвенный показатель — соотношение успешных взломов к попыткам.</w:t>
+            </w:r>
+          </w:p>
+        </w:tc>
+      </w:tr>
+    </w:tbl>
     <w:p>
       <w:pPr>
-        <w:numPr>
-          <w:ilvl w:val="0"/>
-          <w:numId w:val="1"/>
-        </w:numPr>
-        <w:tabs>
-          <w:tab w:val="clear" w:pos="720"/>
-        </w:tabs>
-        <w:ind w:left="-709"/>
-      </w:pPr>
-      <w:r>
+        <w:spacing w:after="0"/>
         <w:rPr>
-          <w:b/>
-          <w:bCs/>
+          <w:sz w:val="14"/>
+          <w:szCs w:val="14"/>
         </w:rPr>
-        <w:t xml:space="preserve">Безопасность ПО </w:t>
-      </w:r>
-      <w:proofErr w:type="spellStart"/>
-      <w:r>
-        <w:rPr>
-          <w:b/>
-          <w:bCs/>
-        </w:rPr>
-        <w:t>vs</w:t>
-      </w:r>
-      <w:proofErr w:type="spellEnd"/>
-      <w:r>
-        <w:rPr>
-          <w:b/>
-          <w:bCs/>
-        </w:rPr>
-        <w:t xml:space="preserve"> Кибербезопасность</w:t>
-      </w:r>
-      <w:r>
-        <w:t> — Безопасность ПО защищает конкретные программы и код. Кибербезопасность защищает всю инфраструктуру организации (сети, серверы, данные).</w:t>
-      </w:r>
-    </w:p>
-    <w:p>
-      <w:pPr>
-        <w:numPr>
-          <w:ilvl w:val="0"/>
-          <w:numId w:val="1"/>
-        </w:numPr>
-        <w:tabs>
-          <w:tab w:val="clear" w:pos="720"/>
-        </w:tabs>
-        <w:ind w:left="-709"/>
-      </w:pPr>
-      <w:r>
-        <w:rPr>
-          <w:b/>
-          <w:bCs/>
-        </w:rPr>
-        <w:t>Основные показатели надежности</w:t>
-      </w:r>
-      <w:r>
-        <w:t> — Вероятность безотказной работы, средняя наработка до отказа, интенсивность отказов, коэффициент готовности.</w:t>
-      </w:r>
-    </w:p>
-    <w:p>
-      <w:pPr>
-        <w:numPr>
-          <w:ilvl w:val="0"/>
-          <w:numId w:val="1"/>
-        </w:numPr>
-        <w:tabs>
-          <w:tab w:val="clear" w:pos="720"/>
-        </w:tabs>
-        <w:ind w:left="-709"/>
-      </w:pPr>
-      <w:r>
-        <w:rPr>
-          <w:b/>
-          <w:bCs/>
-        </w:rPr>
-        <w:t>Ошибки в программировании</w:t>
-      </w:r>
-      <w:r>
-        <w:t> — Неправильность в ПО, приводящая к рискам. Основная причина — сложность ПО и неверное ТЗ. Нельзя найти все ошибки.</w:t>
-      </w:r>
-    </w:p>
-    <w:p>
-      <w:pPr>
-        <w:numPr>
-          <w:ilvl w:val="0"/>
-          <w:numId w:val="1"/>
-        </w:numPr>
-        <w:tabs>
-          <w:tab w:val="clear" w:pos="720"/>
-        </w:tabs>
-        <w:ind w:left="-709"/>
-      </w:pPr>
-      <w:r>
-        <w:rPr>
-          <w:b/>
-          <w:bCs/>
-        </w:rPr>
-        <w:t xml:space="preserve">Макро- и </w:t>
-      </w:r>
-      <w:proofErr w:type="gramStart"/>
-      <w:r>
-        <w:rPr>
-          <w:b/>
-          <w:bCs/>
-        </w:rPr>
-        <w:t>микро- модель</w:t>
-      </w:r>
-      <w:proofErr w:type="gramEnd"/>
-      <w:r>
-        <w:rPr>
-          <w:b/>
-          <w:bCs/>
-        </w:rPr>
-        <w:t xml:space="preserve"> перевода</w:t>
-      </w:r>
-      <w:r>
-        <w:t> — Макромодель описывает процесс разработки ПО от задачи до машинного кода. Микромодель — действия человека при переводе информации (получение, запоминание, выбор, выполнение).</w:t>
-      </w:r>
-    </w:p>
-    <w:p>
-      <w:pPr>
-        <w:numPr>
-          <w:ilvl w:val="0"/>
-          <w:numId w:val="1"/>
-        </w:numPr>
-        <w:tabs>
-          <w:tab w:val="clear" w:pos="720"/>
-        </w:tabs>
-        <w:ind w:left="-709"/>
-      </w:pPr>
-      <w:r>
-        <w:rPr>
-          <w:b/>
-          <w:bCs/>
-        </w:rPr>
-        <w:t>Модель Шумана</w:t>
-      </w:r>
-      <w:r>
-        <w:t> — Модель надежности, где интенсивность отказов зависит от оставшихся в программе ошибок. Использует формулу вероятности безотказной работы.</w:t>
-      </w:r>
-    </w:p>
-    <w:p>
-      <w:pPr>
-        <w:numPr>
-          <w:ilvl w:val="0"/>
-          <w:numId w:val="1"/>
-        </w:numPr>
-        <w:tabs>
-          <w:tab w:val="clear" w:pos="720"/>
-        </w:tabs>
-        <w:ind w:left="-709"/>
-      </w:pPr>
-      <w:r>
-        <w:rPr>
-          <w:b/>
-          <w:bCs/>
-        </w:rPr>
-        <w:t>Модель Джелинского-Моранды</w:t>
-      </w:r>
-      <w:r>
-        <w:t> — Частный случай модели Шумана. Интенсивность отказов пропорциональна числу необнаруженных ошибок и снижается после их исправления.</w:t>
-      </w:r>
-    </w:p>
-    <w:p>
-      <w:pPr>
-        <w:numPr>
-          <w:ilvl w:val="0"/>
-          <w:numId w:val="1"/>
-        </w:numPr>
-        <w:tabs>
-          <w:tab w:val="clear" w:pos="720"/>
-        </w:tabs>
-        <w:ind w:left="-709"/>
-      </w:pPr>
-      <w:r>
-        <w:rPr>
-          <w:b/>
-          <w:bCs/>
-        </w:rPr>
-        <w:t>Аналитические статические модели</w:t>
-      </w:r>
-      <w:r>
-        <w:t> — Модели надежности, не связанные со временем. Учитывают ошибки в зависимости от тестовых прогонов или входных данных (например, модели Миллса и Нельсона).</w:t>
-      </w:r>
-    </w:p>
-    <w:p>
-      <w:pPr>
-        <w:numPr>
-          <w:ilvl w:val="0"/>
-          <w:numId w:val="1"/>
-        </w:numPr>
-        <w:tabs>
-          <w:tab w:val="clear" w:pos="720"/>
-        </w:tabs>
-        <w:ind w:left="-709"/>
-      </w:pPr>
-      <w:r>
-        <w:rPr>
-          <w:b/>
-          <w:bCs/>
-        </w:rPr>
-        <w:t>Модель Миллса</w:t>
-      </w:r>
-      <w:r>
-        <w:t> — В программу вносят известные ошибки. По соотношению найденных своих и внесенных ошибок оценивают общее число ошибок и степень отлаженности.</w:t>
-      </w:r>
-    </w:p>
-    <w:p>
-      <w:pPr>
-        <w:numPr>
-          <w:ilvl w:val="0"/>
-          <w:numId w:val="1"/>
-        </w:numPr>
-        <w:tabs>
-          <w:tab w:val="clear" w:pos="720"/>
-        </w:tabs>
-        <w:ind w:left="-709"/>
-      </w:pPr>
-      <w:r>
-        <w:rPr>
-          <w:b/>
-          <w:bCs/>
-        </w:rPr>
-        <w:t>Модель Нельсона</w:t>
-      </w:r>
-      <w:r>
-        <w:t> — Надежность — вероятность безотказной работы на случайных входных данных. Учитывает распределение вероятностей выбора разных данных.</w:t>
-      </w:r>
-    </w:p>
-    <w:p>
-      <w:pPr>
-        <w:numPr>
-          <w:ilvl w:val="0"/>
-          <w:numId w:val="1"/>
-        </w:numPr>
-        <w:tabs>
-          <w:tab w:val="clear" w:pos="720"/>
-        </w:tabs>
-        <w:ind w:left="-709"/>
-      </w:pPr>
-      <w:r>
-        <w:rPr>
-          <w:b/>
-          <w:bCs/>
-        </w:rPr>
-        <w:t>Жизненный цикл ПО</w:t>
-      </w:r>
-      <w:r>
-        <w:t> — Основные процессы: разработка, тестирование, сопровождение. На сопровождение и тестирование приходится ~75% затрат.</w:t>
-      </w:r>
-    </w:p>
-    <w:p>
-      <w:pPr>
-        <w:numPr>
-          <w:ilvl w:val="0"/>
-          <w:numId w:val="1"/>
-        </w:numPr>
-        <w:tabs>
-          <w:tab w:val="clear" w:pos="720"/>
-        </w:tabs>
-        <w:ind w:left="-709"/>
-      </w:pPr>
-      <w:r>
-        <w:rPr>
-          <w:b/>
-          <w:bCs/>
-        </w:rPr>
-        <w:t>Модели ЖЦ</w:t>
-      </w:r>
-      <w:r>
-        <w:t> — Структуры процесса разработки (каскадная, итерационная, спиральная, RUP, MSF).</w:t>
-      </w:r>
-    </w:p>
-    <w:p>
-      <w:pPr>
-        <w:numPr>
-          <w:ilvl w:val="0"/>
-          <w:numId w:val="1"/>
-        </w:numPr>
-        <w:tabs>
-          <w:tab w:val="clear" w:pos="720"/>
-        </w:tabs>
-        <w:ind w:left="-709"/>
-      </w:pPr>
-      <w:r>
-        <w:rPr>
-          <w:b/>
-          <w:bCs/>
-        </w:rPr>
-        <w:lastRenderedPageBreak/>
-        <w:t>Стратегии конструирования ПО</w:t>
-      </w:r>
-      <w:r>
-        <w:t xml:space="preserve"> — </w:t>
-      </w:r>
-      <w:r>
-        <w:t>Основные стратегии для создания надёжного ПО: модульное программирование (деление на независимые блоки), нисходящее (от общего к частному) или восходящее (из простых модулей) проектирование, а также итеративная эволюционная разработка через прототипы.</w:t>
-      </w:r>
-    </w:p>
-    <w:p>
-      <w:pPr>
-        <w:numPr>
-          <w:ilvl w:val="0"/>
-          <w:numId w:val="1"/>
-        </w:numPr>
-        <w:tabs>
-          <w:tab w:val="clear" w:pos="720"/>
-        </w:tabs>
-        <w:ind w:left="-709"/>
-      </w:pPr>
-      <w:r>
-        <w:rPr>
-          <w:b/>
-          <w:bCs/>
-        </w:rPr>
-        <w:t>Линейные модели ЖЦ</w:t>
-      </w:r>
-      <w:r>
-        <w:t> — Каскадная модель: этапы идут строго последовательно (анализ, проектирование, кодирование, тестирование, внедрение).</w:t>
-      </w:r>
-    </w:p>
-    <w:p>
-      <w:pPr>
-        <w:numPr>
-          <w:ilvl w:val="0"/>
-          <w:numId w:val="1"/>
-        </w:numPr>
-        <w:tabs>
-          <w:tab w:val="clear" w:pos="720"/>
-        </w:tabs>
-        <w:ind w:left="-709"/>
-      </w:pPr>
-      <w:r>
-        <w:rPr>
-          <w:b/>
-          <w:bCs/>
-        </w:rPr>
-        <w:t>Спиральная модель ЖЦ</w:t>
-      </w:r>
-      <w:r>
-        <w:t> — Итерационная модель с акцентом на анализ рисков. Каждый виток спирали — новая версия продукта (планирование, анализ риска, конструирование, оценка).</w:t>
-      </w:r>
-    </w:p>
-    <w:p>
-      <w:pPr>
-        <w:numPr>
-          <w:ilvl w:val="0"/>
-          <w:numId w:val="1"/>
-        </w:numPr>
-        <w:tabs>
-          <w:tab w:val="clear" w:pos="720"/>
-        </w:tabs>
-        <w:ind w:left="-709"/>
-      </w:pPr>
-      <w:r>
-        <w:rPr>
-          <w:b/>
-          <w:bCs/>
-        </w:rPr>
-        <w:t>RAD-модель</w:t>
-      </w:r>
-      <w:r>
-        <w:t xml:space="preserve"> — </w:t>
-      </w:r>
-      <w:r>
-        <w:t>RAD — это итерационная модель, цель которой — максимально быстро выпустить продукт с помощью прототипов, готовых компонентов и постоянного участия заказчика. Подходит для проектов с чёткими требованиями и сжатыми сроками.</w:t>
-      </w:r>
-    </w:p>
-    <w:p>
-      <w:pPr>
-        <w:numPr>
-          <w:ilvl w:val="0"/>
-          <w:numId w:val="1"/>
-        </w:numPr>
-        <w:tabs>
-          <w:tab w:val="clear" w:pos="720"/>
-        </w:tabs>
-        <w:ind w:left="-709"/>
-      </w:pPr>
-      <w:r>
-        <w:rPr>
-          <w:b/>
-          <w:bCs/>
-        </w:rPr>
-        <w:t>Подходы к обеспечению надежности</w:t>
-      </w:r>
-      <w:r>
-        <w:t> — 1) Предупреждение ошибок. 2) Обнаружение ошибок. 3) Исправление ошибок. 4) Обеспечение устойчивости к ошибкам.</w:t>
-      </w:r>
-    </w:p>
-    <w:p>
-      <w:pPr>
-        <w:numPr>
-          <w:ilvl w:val="0"/>
-          <w:numId w:val="1"/>
-        </w:numPr>
-        <w:tabs>
-          <w:tab w:val="clear" w:pos="720"/>
-        </w:tabs>
-        <w:ind w:left="-709"/>
-      </w:pPr>
-      <w:r>
-        <w:rPr>
-          <w:b/>
-          <w:bCs/>
-        </w:rPr>
-        <w:t>Процессы проектирования ПО</w:t>
-      </w:r>
-      <w:r>
-        <w:t> — Включают: сбор требований, постановку целей, внешний и детальный проект, проектирование архитектуры, модулей, логики и БД.</w:t>
-      </w:r>
-    </w:p>
-    <w:p>
-      <w:pPr>
-        <w:numPr>
-          <w:ilvl w:val="0"/>
-          <w:numId w:val="1"/>
-        </w:numPr>
-        <w:tabs>
-          <w:tab w:val="clear" w:pos="720"/>
-        </w:tabs>
-        <w:ind w:left="-709"/>
-      </w:pPr>
-      <w:r>
-        <w:rPr>
-          <w:b/>
-          <w:bCs/>
-        </w:rPr>
-        <w:t>Борьба со сложностью ПО</w:t>
-      </w:r>
-      <w:r>
-        <w:t> — 1) Независимость компонентов. 2) Иерархическая структура. 3) Явное отображение связей между компонентами.</w:t>
-      </w:r>
-    </w:p>
-    <w:p>
-      <w:pPr>
-        <w:numPr>
-          <w:ilvl w:val="0"/>
-          <w:numId w:val="1"/>
-        </w:numPr>
-        <w:tabs>
-          <w:tab w:val="clear" w:pos="720"/>
-        </w:tabs>
-        <w:ind w:left="-709"/>
-      </w:pPr>
-      <w:r>
-        <w:rPr>
-          <w:b/>
-          <w:bCs/>
-        </w:rPr>
-        <w:t>Определение требований</w:t>
-      </w:r>
-      <w:r>
-        <w:t> — Четкое описание того, что пользователь ждет от продукта. Могут быть управляемы пользователем, разработчиком или совместно.</w:t>
-      </w:r>
-    </w:p>
-    <w:p>
-      <w:pPr>
-        <w:numPr>
-          <w:ilvl w:val="0"/>
-          <w:numId w:val="1"/>
-        </w:numPr>
-        <w:tabs>
-          <w:tab w:val="clear" w:pos="720"/>
-        </w:tabs>
-        <w:ind w:left="-709"/>
-      </w:pPr>
-      <w:r>
-        <w:rPr>
-          <w:b/>
-          <w:bCs/>
-        </w:rPr>
-        <w:t>Цели ПО</w:t>
-      </w:r>
-      <w:r>
-        <w:t> — Конкретные ориентиры для продукта и проекта. Делятся на цели продукта (для пользователя) и цели проекта (для разработки). Всего 10 групп целей.</w:t>
-      </w:r>
-    </w:p>
-    <w:p>
-      <w:pPr>
-        <w:numPr>
-          <w:ilvl w:val="0"/>
-          <w:numId w:val="1"/>
-        </w:numPr>
-        <w:tabs>
-          <w:tab w:val="clear" w:pos="720"/>
-        </w:tabs>
-        <w:ind w:left="-709"/>
-      </w:pPr>
-      <w:r>
-        <w:rPr>
-          <w:b/>
-          <w:bCs/>
-        </w:rPr>
-        <w:t>Постановка целей</w:t>
-      </w:r>
-      <w:r>
-        <w:t> — Четкие ориентиры для принятия решений. Формируют цели продукта (надежность, функции и т.д.) и цели проекта (стоимость, сроки, тестирование).</w:t>
-      </w:r>
-    </w:p>
-    <w:p>
-      <w:pPr>
-        <w:numPr>
-          <w:ilvl w:val="0"/>
-          <w:numId w:val="1"/>
-        </w:numPr>
-        <w:tabs>
-          <w:tab w:val="clear" w:pos="720"/>
-        </w:tabs>
-        <w:ind w:left="-709"/>
-      </w:pPr>
-      <w:r>
-        <w:rPr>
-          <w:b/>
-          <w:bCs/>
-        </w:rPr>
-        <w:t>Требования к безопасности ПО</w:t>
-      </w:r>
-      <w:r>
-        <w:t> — Конфиденциальность, целостность и доступность данных, а также аудит и контроль действий внутри системы.</w:t>
-      </w:r>
-    </w:p>
-    <w:p>
-      <w:pPr>
-        <w:numPr>
-          <w:ilvl w:val="0"/>
-          <w:numId w:val="1"/>
-        </w:numPr>
-        <w:tabs>
-          <w:tab w:val="clear" w:pos="720"/>
-        </w:tabs>
-        <w:ind w:left="-709"/>
-      </w:pPr>
-      <w:r>
-        <w:rPr>
-          <w:b/>
-          <w:bCs/>
-        </w:rPr>
-        <w:t>Методы проверки безопасности</w:t>
-      </w:r>
-      <w:r>
-        <w:t> — Статический анализ кода (SAST), динамическое тестирование (DAST), анализ состава ПО (SCA), анализ цепочки поставок (SCS).</w:t>
-      </w:r>
-    </w:p>
-    <w:p>
-      <w:pPr>
-        <w:numPr>
-          <w:ilvl w:val="0"/>
-          <w:numId w:val="1"/>
-        </w:numPr>
-        <w:tabs>
-          <w:tab w:val="clear" w:pos="720"/>
-        </w:tabs>
-        <w:ind w:left="-709"/>
-      </w:pPr>
-      <w:r>
-        <w:rPr>
-          <w:b/>
-          <w:bCs/>
-        </w:rPr>
-        <w:t>Ключевые принципы безопасности</w:t>
-      </w:r>
-      <w:r>
-        <w:t> — Конфиденциальность, целостность, доступность (триада CIA), аутентификация, авторизация, управление уязвимостями, наименьшие привилегии, безопасное проектирование.</w:t>
-      </w:r>
-    </w:p>
-    <w:p>
-      <w:pPr>
-        <w:numPr>
-          <w:ilvl w:val="0"/>
-          <w:numId w:val="1"/>
-        </w:numPr>
-        <w:tabs>
-          <w:tab w:val="clear" w:pos="720"/>
-        </w:tabs>
-        <w:ind w:left="-709"/>
-      </w:pPr>
-      <w:r>
-        <w:rPr>
-          <w:b/>
-          <w:bCs/>
-        </w:rPr>
-        <w:t>Критические сферы для безопасности</w:t>
-      </w:r>
-      <w:r>
-        <w:t> — Финансы, здравоохранение, госучреждения, энергетика, телеком, транспорт, e-</w:t>
-      </w:r>
-      <w:proofErr w:type="spellStart"/>
-      <w:r>
-        <w:t>commerce</w:t>
-      </w:r>
-      <w:proofErr w:type="spellEnd"/>
-      <w:r>
-        <w:t>, образование, производство, IT.</w:t>
-      </w:r>
-    </w:p>
-    <w:p>
-      <w:pPr>
-        <w:numPr>
-          <w:ilvl w:val="0"/>
-          <w:numId w:val="1"/>
-        </w:numPr>
-        <w:tabs>
-          <w:tab w:val="clear" w:pos="720"/>
-        </w:tabs>
-        <w:ind w:left="-709"/>
-      </w:pPr>
-      <w:r>
-        <w:rPr>
-          <w:b/>
-          <w:bCs/>
-        </w:rPr>
-        <w:t>Классификация показателей качества</w:t>
-      </w:r>
-      <w:r>
-        <w:t xml:space="preserve"> — 10 групп: общность, психология, адаптивность, </w:t>
-      </w:r>
-      <w:proofErr w:type="spellStart"/>
-      <w:r>
-        <w:t>сопровождаемость</w:t>
-      </w:r>
-      <w:proofErr w:type="spellEnd"/>
-      <w:r>
-        <w:t>, безопасность, документация, стоимость, сроки, эффективность, скорость. Надежность — отдельный ключевой показатель.</w:t>
-      </w:r>
-    </w:p>
-    <w:p>
-      <w:pPr>
-        <w:numPr>
-          <w:ilvl w:val="0"/>
-          <w:numId w:val="1"/>
-        </w:numPr>
-        <w:tabs>
-          <w:tab w:val="clear" w:pos="720"/>
-        </w:tabs>
-        <w:ind w:left="-709"/>
-      </w:pPr>
-      <w:r>
-        <w:rPr>
-          <w:b/>
-          <w:bCs/>
-        </w:rPr>
-        <w:t>Уязвимости ПО</w:t>
-      </w:r>
-      <w:r>
-        <w:t> — XSS (внедрение скриптов), CSRF (подделка запросов), инъекции кода (SQL и др.), инъекции SSI, обход авторизации.</w:t>
-      </w:r>
-    </w:p>
-    <w:p>
-      <w:pPr>
-        <w:numPr>
-          <w:ilvl w:val="0"/>
-          <w:numId w:val="1"/>
-        </w:numPr>
-        <w:tabs>
-          <w:tab w:val="clear" w:pos="720"/>
-        </w:tabs>
-        <w:ind w:left="-709"/>
-      </w:pPr>
-      <w:r>
-        <w:rPr>
-          <w:b/>
-          <w:bCs/>
-        </w:rPr>
-        <w:lastRenderedPageBreak/>
-        <w:t>Модель возникновения ошибок</w:t>
-      </w:r>
-      <w:r>
-        <w:t> — Ошибки возникают на этапах перевода: от требований пользователя к целям, спецификациям, проекту, коду и документации.</w:t>
-      </w:r>
-    </w:p>
-    <w:p>
-      <w:pPr>
-        <w:numPr>
-          <w:ilvl w:val="0"/>
-          <w:numId w:val="1"/>
-        </w:numPr>
-        <w:tabs>
-          <w:tab w:val="clear" w:pos="720"/>
-        </w:tabs>
-        <w:ind w:left="-709"/>
-      </w:pPr>
-      <w:r>
-        <w:rPr>
-          <w:b/>
-          <w:bCs/>
-        </w:rPr>
-        <w:t>Классификация ошибок по этапам</w:t>
-      </w:r>
-      <w:r>
-        <w:t> — Ошибки требований, целей, спецификаций, проектирования, кодирования, документации, взаимодействия с железом и пользователем.</w:t>
-      </w:r>
-    </w:p>
-    <w:p>
-      <w:pPr>
-        <w:numPr>
-          <w:ilvl w:val="0"/>
-          <w:numId w:val="1"/>
-        </w:numPr>
-        <w:tabs>
-          <w:tab w:val="clear" w:pos="720"/>
-        </w:tabs>
-        <w:ind w:left="-709"/>
-      </w:pPr>
-      <w:r>
-        <w:rPr>
-          <w:b/>
-          <w:bCs/>
-        </w:rPr>
-        <w:t>Классификация ошибок по форме</w:t>
-      </w:r>
-      <w:r>
-        <w:t> — Логические, вычислительные, обработки данных, взаимодействия, производительности, безопасности, интерфейса, системные сбои.</w:t>
-      </w:r>
-    </w:p>
-    <w:p>
-      <w:pPr>
-        <w:numPr>
-          <w:ilvl w:val="0"/>
-          <w:numId w:val="1"/>
-        </w:numPr>
-        <w:tabs>
-          <w:tab w:val="clear" w:pos="720"/>
-        </w:tabs>
-        <w:ind w:left="-709"/>
-      </w:pPr>
-      <w:r>
-        <w:rPr>
-          <w:b/>
-          <w:bCs/>
-        </w:rPr>
-        <w:t>Классификация вредоносного ПО</w:t>
-      </w:r>
-      <w:r>
-        <w:t> — Вирусы, черви, трояны, шпионское ПО, рекламное ПО, программы-вымогатели, бэкдоры, руткиты, логические бомбы.</w:t>
-      </w:r>
-    </w:p>
-    <w:p>
-      <w:pPr>
-        <w:numPr>
-          <w:ilvl w:val="0"/>
-          <w:numId w:val="1"/>
-        </w:numPr>
-        <w:tabs>
-          <w:tab w:val="clear" w:pos="720"/>
-        </w:tabs>
-        <w:ind w:left="-709"/>
-      </w:pPr>
-      <w:r>
-        <w:rPr>
-          <w:b/>
-          <w:bCs/>
-        </w:rPr>
-        <w:t>Классификация вирусов по заражению</w:t>
-      </w:r>
-      <w:r>
-        <w:t xml:space="preserve"> — Файловые, загрузочные, скриптовые, макровирусы, полиморфные, </w:t>
-      </w:r>
-      <w:proofErr w:type="spellStart"/>
-      <w:r>
-        <w:t>метаморфные</w:t>
-      </w:r>
-      <w:proofErr w:type="spellEnd"/>
-      <w:r>
-        <w:t>.</w:t>
-      </w:r>
-    </w:p>
-    <w:p>
-      <w:pPr>
-        <w:numPr>
-          <w:ilvl w:val="0"/>
-          <w:numId w:val="1"/>
-        </w:numPr>
-        <w:tabs>
-          <w:tab w:val="clear" w:pos="720"/>
-        </w:tabs>
-        <w:ind w:left="-709"/>
-      </w:pPr>
-      <w:r>
-        <w:rPr>
-          <w:b/>
-          <w:bCs/>
-        </w:rPr>
-        <w:t>Классификация вирусов по маскировке</w:t>
-      </w:r>
-      <w:r>
-        <w:t xml:space="preserve"> — Резидентные, нерезидентные, стелс-вирусы, полиморфные, </w:t>
-      </w:r>
-      <w:proofErr w:type="spellStart"/>
-      <w:r>
-        <w:t>метаморфные</w:t>
-      </w:r>
-      <w:proofErr w:type="spellEnd"/>
-      <w:r>
-        <w:t>, руткиты.</w:t>
-      </w:r>
-    </w:p>
-    <w:p>
-      <w:pPr>
-        <w:numPr>
-          <w:ilvl w:val="0"/>
-          <w:numId w:val="1"/>
-        </w:numPr>
-        <w:tabs>
-          <w:tab w:val="clear" w:pos="720"/>
-        </w:tabs>
-        <w:ind w:left="-709"/>
-      </w:pPr>
-      <w:r>
-        <w:rPr>
-          <w:b/>
-          <w:bCs/>
-        </w:rPr>
-        <w:t>Методы противодействия антивирусам</w:t>
-      </w:r>
-      <w:r>
-        <w:t> — Полиморфизм, шифрование, стелс-технологии, отключение антивируса, эксплуатация его уязвимостей, обфускация, использование легитимных инструментов (</w:t>
-      </w:r>
-      <w:proofErr w:type="spellStart"/>
-      <w:r>
-        <w:t>Living</w:t>
-      </w:r>
-      <w:proofErr w:type="spellEnd"/>
-      <w:r>
-        <w:t>-</w:t>
-      </w:r>
-      <w:proofErr w:type="spellStart"/>
-      <w:r>
-        <w:t>off</w:t>
-      </w:r>
-      <w:proofErr w:type="spellEnd"/>
-      <w:r>
-        <w:t>-</w:t>
-      </w:r>
-      <w:proofErr w:type="spellStart"/>
-      <w:r>
-        <w:t>the</w:t>
-      </w:r>
-      <w:proofErr w:type="spellEnd"/>
-      <w:r>
-        <w:t>-Land).</w:t>
-      </w:r>
-    </w:p>
-    <w:p>
-      <w:pPr>
-        <w:numPr>
-          <w:ilvl w:val="0"/>
-          <w:numId w:val="1"/>
-        </w:numPr>
-        <w:tabs>
-          <w:tab w:val="clear" w:pos="720"/>
-        </w:tabs>
-        <w:ind w:left="-709"/>
-      </w:pPr>
-      <w:r>
-        <w:rPr>
-          <w:b/>
-          <w:bCs/>
-        </w:rPr>
-        <w:t>Антивирусные программы</w:t>
-      </w:r>
-      <w:r>
-        <w:t> — Обнаруживают, блокируют и удаляют вредоносное ПО. Механизмы: сигнатурный и эвристический анализ, проактивная защита, песочница.</w:t>
-      </w:r>
-    </w:p>
-    <w:p>
-      <w:pPr>
-        <w:numPr>
-          <w:ilvl w:val="0"/>
-          <w:numId w:val="1"/>
-        </w:numPr>
-        <w:tabs>
-          <w:tab w:val="clear" w:pos="720"/>
-        </w:tabs>
-        <w:ind w:left="-709"/>
-      </w:pPr>
-      <w:r>
-        <w:rPr>
-          <w:b/>
-          <w:bCs/>
-        </w:rPr>
-        <w:t>Классификация систем защиты ПО</w:t>
-      </w:r>
-      <w:r>
-        <w:t> — По объекту защиты, принципу действия (шифрование, обфускация, ключи), месту реализации, виду лицензии.</w:t>
-      </w:r>
-    </w:p>
-    <w:p>
-      <w:pPr>
-        <w:numPr>
-          <w:ilvl w:val="0"/>
-          <w:numId w:val="1"/>
-        </w:numPr>
-        <w:tabs>
-          <w:tab w:val="clear" w:pos="720"/>
-        </w:tabs>
-        <w:ind w:left="-709"/>
-      </w:pPr>
-      <w:r>
-        <w:rPr>
-          <w:b/>
-          <w:bCs/>
-        </w:rPr>
-        <w:t>Достоинства и недостатки защиты</w:t>
-      </w:r>
-      <w:r>
-        <w:t> — Плюсы: защита от копирования, контроль лицензий. Минусы: затраты, неудобство для пользователей, возможность обхода.</w:t>
-      </w:r>
-    </w:p>
-    <w:p>
-      <w:pPr>
-        <w:numPr>
-          <w:ilvl w:val="0"/>
-          <w:numId w:val="1"/>
-        </w:numPr>
-        <w:tabs>
-          <w:tab w:val="clear" w:pos="720"/>
-        </w:tabs>
-        <w:ind w:left="-709"/>
-      </w:pPr>
-      <w:r>
-        <w:rPr>
-          <w:b/>
-          <w:bCs/>
-        </w:rPr>
-        <w:t>Показатели эффективности защиты</w:t>
-      </w:r>
-      <w:r>
-        <w:t> — Устойчивость к взлому, прозрачность для пользователя, надежность, масштабируемость, стоимость. Косвенный показатель — соотношение успешных взломов к попыткам.</w:t>
-      </w:r>
-    </w:p>
-    <w:p>
-      <w:pPr>
-        <w:ind w:left="-709"/>
       </w:pPr>
     </w:p>
     <w:sectPr>
@@ -1086,9 +1552,9 @@
   <w:abstractNum w:abstractNumId="0" w15:restartNumberingAfterBreak="0">
     <w:nsid w:val="12AE5440"/>
     <w:multiLevelType w:val="multilevel"/>
-    <w:tmpl w:val="D5107A12"/>
+    <w:tmpl w:val="5F523CE6"/>
     <w:lvl w:ilvl="0">
-      <w:start w:val="1"/>
+      <w:start w:val="17"/>
       <w:numFmt w:val="decimal"/>
       <w:lvlText w:val="%1."/>
       <w:lvlJc w:val="left"/>
@@ -1098,8 +1564,11 @@
         </w:tabs>
         <w:ind w:left="720" w:hanging="360"/>
       </w:pPr>
+      <w:rPr>
+        <w:rFonts w:hint="default"/>
+      </w:rPr>
     </w:lvl>
-    <w:lvl w:ilvl="1" w:tentative="1">
+    <w:lvl w:ilvl="1">
       <w:start w:val="1"/>
       <w:numFmt w:val="decimal"/>
       <w:lvlText w:val="%2."/>
@@ -1110,8 +1579,11 @@
         </w:tabs>
         <w:ind w:left="1440" w:hanging="360"/>
       </w:pPr>
+      <w:rPr>
+        <w:rFonts w:hint="default"/>
+      </w:rPr>
     </w:lvl>
-    <w:lvl w:ilvl="2" w:tentative="1">
+    <w:lvl w:ilvl="2">
       <w:start w:val="1"/>
       <w:numFmt w:val="decimal"/>
       <w:lvlText w:val="%3."/>
@@ -1122,8 +1594,11 @@
         </w:tabs>
         <w:ind w:left="2160" w:hanging="360"/>
       </w:pPr>
+      <w:rPr>
+        <w:rFonts w:hint="default"/>
+      </w:rPr>
     </w:lvl>
-    <w:lvl w:ilvl="3" w:tentative="1">
+    <w:lvl w:ilvl="3">
       <w:start w:val="1"/>
       <w:numFmt w:val="decimal"/>
       <w:lvlText w:val="%4."/>
@@ -1134,8 +1609,11 @@
         </w:tabs>
         <w:ind w:left="2880" w:hanging="360"/>
       </w:pPr>
+      <w:rPr>
+        <w:rFonts w:hint="default"/>
+      </w:rPr>
     </w:lvl>
-    <w:lvl w:ilvl="4" w:tentative="1">
+    <w:lvl w:ilvl="4">
       <w:start w:val="1"/>
       <w:numFmt w:val="decimal"/>
       <w:lvlText w:val="%5."/>
@@ -1146,8 +1624,11 @@
         </w:tabs>
         <w:ind w:left="3600" w:hanging="360"/>
       </w:pPr>
+      <w:rPr>
+        <w:rFonts w:hint="default"/>
+      </w:rPr>
     </w:lvl>
-    <w:lvl w:ilvl="5" w:tentative="1">
+    <w:lvl w:ilvl="5">
       <w:start w:val="1"/>
       <w:numFmt w:val="decimal"/>
       <w:lvlText w:val="%6."/>
@@ -1158,8 +1639,11 @@
         </w:tabs>
         <w:ind w:left="4320" w:hanging="360"/>
       </w:pPr>
+      <w:rPr>
+        <w:rFonts w:hint="default"/>
+      </w:rPr>
     </w:lvl>
-    <w:lvl w:ilvl="6" w:tentative="1">
+    <w:lvl w:ilvl="6">
       <w:start w:val="1"/>
       <w:numFmt w:val="decimal"/>
       <w:lvlText w:val="%7."/>
@@ -1170,8 +1654,11 @@
         </w:tabs>
         <w:ind w:left="5040" w:hanging="360"/>
       </w:pPr>
+      <w:rPr>
+        <w:rFonts w:hint="default"/>
+      </w:rPr>
     </w:lvl>
-    <w:lvl w:ilvl="7" w:tentative="1">
+    <w:lvl w:ilvl="7">
       <w:start w:val="1"/>
       <w:numFmt w:val="decimal"/>
       <w:lvlText w:val="%8."/>
@@ -1182,8 +1669,11 @@
         </w:tabs>
         <w:ind w:left="5760" w:hanging="360"/>
       </w:pPr>
+      <w:rPr>
+        <w:rFonts w:hint="default"/>
+      </w:rPr>
     </w:lvl>
-    <w:lvl w:ilvl="8" w:tentative="1">
+    <w:lvl w:ilvl="8">
       <w:start w:val="1"/>
       <w:numFmt w:val="decimal"/>
       <w:lvlText w:val="%9."/>
@@ -1194,6 +1684,9 @@
         </w:tabs>
         <w:ind w:left="6480" w:hanging="360"/>
       </w:pPr>
+      <w:rPr>
+        <w:rFonts w:hint="default"/>
+      </w:rPr>
     </w:lvl>
   </w:abstractNum>
   <w:num w:numId="1" w16cid:durableId="983581430">
@@ -1805,6 +2298,7 @@
   <w:style w:type="character" w:default="1" w:styleId="a0">
     <w:name w:val="Default Paragraph Font"/>
     <w:uiPriority w:val="1"/>
+    <w:semiHidden/>
     <w:unhideWhenUsed/>
   </w:style>
   <w:style w:type="table" w:default="1" w:styleId="a1">
@@ -1821,6 +2315,9 @@
         <w:right w:w="108" w:type="dxa"/>
       </w:tblCellMar>
     </w:tblPr>
+    <w:trPr>
+      <w:hidden/>
+    </w:trPr>
   </w:style>
   <w:style w:type="numbering" w:default="1" w:styleId="a2">
     <w:name w:val="No List"/>
@@ -2117,6 +2614,28 @@
       <w:color w:val="0F4761" w:themeColor="accent1" w:themeShade="BF"/>
       <w:spacing w:val="5"/>
     </w:rPr>
+  </w:style>
+  <w:style w:type="table" w:styleId="ac">
+    <w:name w:val="Table Grid"/>
+    <w:basedOn w:val="a1"/>
+    <w:uiPriority w:val="39"/>
+    <w:rsid w:val="00D72FBD"/>
+    <w:pPr>
+      <w:spacing w:after="0" w:line="240" w:lineRule="auto"/>
+    </w:pPr>
+    <w:tblPr>
+      <w:tblBorders>
+        <w:top w:val="single" w:sz="4" w:space="0" w:color="auto"/>
+        <w:left w:val="single" w:sz="4" w:space="0" w:color="auto"/>
+        <w:bottom w:val="single" w:sz="4" w:space="0" w:color="auto"/>
+        <w:right w:val="single" w:sz="4" w:space="0" w:color="auto"/>
+        <w:insideH w:val="single" w:sz="4" w:space="0" w:color="auto"/>
+        <w:insideV w:val="single" w:sz="4" w:space="0" w:color="auto"/>
+      </w:tblBorders>
+    </w:tblPr>
+    <w:trPr>
+      <w:hidden/>
+    </w:trPr>
   </w:style>
 </w:styles>
 </file>
